--- a/SweetHearts Lab - Bitacora de Proyecto.docx
+++ b/SweetHearts Lab - Bitacora de Proyecto.docx
@@ -1307,7 +1307,7 @@
           <w:noProof/>
         </w:rPr>
         <w:drawing>
-          <wp:inline distT="0" distB="0" distL="0" distR="0" wp14:anchorId="5C4E2009" wp14:editId="0A5F079F">
+          <wp:inline distT="0" distB="0" distL="0" distR="0" wp14:anchorId="5C4E2009" wp14:editId="0539D251">
             <wp:extent cx="1981200" cy="1981200"/>
             <wp:effectExtent l="0" t="0" r="0" b="0"/>
             <wp:docPr id="708291463" name="drawing"/>
@@ -1401,7 +1401,7 @@
           <w:noProof/>
         </w:rPr>
         <w:drawing>
-          <wp:inline distT="0" distB="0" distL="0" distR="0" wp14:anchorId="5471267D" wp14:editId="6EF3F8F1">
+          <wp:inline distT="0" distB="0" distL="0" distR="0" wp14:anchorId="5471267D" wp14:editId="60E55A7A">
             <wp:extent cx="3543300" cy="1238250"/>
             <wp:effectExtent l="0" t="0" r="0" b="0"/>
             <wp:docPr id="979025768" name="drawing"/>
@@ -1485,7 +1485,7 @@
           <w:noProof/>
         </w:rPr>
         <w:drawing>
-          <wp:inline distT="0" distB="0" distL="0" distR="0" wp14:anchorId="1159A004" wp14:editId="41CC45E1">
+          <wp:inline distT="0" distB="0" distL="0" distR="0" wp14:anchorId="1159A004" wp14:editId="0DF3ADB9">
             <wp:extent cx="2266950" cy="2266950"/>
             <wp:effectExtent l="0" t="0" r="0" b="0"/>
             <wp:docPr id="394174864" name="drawing"/>
@@ -1875,7 +1875,7 @@
     </w:p>
     <w:p>
       <w:pPr>
-        <w:spacing w:after="0" w:line="240" w:lineRule="auto"/>
+        <w:spacing w:before="240" w:after="240" w:line="240" w:lineRule="auto"/>
         <w:rPr>
           <w:rFonts w:ascii="Cambria" w:eastAsia="Cambria" w:hAnsi="Cambria" w:cs="Cambria"/>
           <w:sz w:val="28"/>
@@ -1890,7 +1890,7 @@
           <w:szCs w:val="28"/>
           <w:lang w:val="es-CO"/>
         </w:rPr>
-        <w:t>Unity Versión:</w:t>
+        <w:t>Unity Versión: 2022.3.62f3</w:t>
       </w:r>
     </w:p>
     <w:p>
@@ -2157,7 +2157,6 @@
         <w:rPr>
           <w:lang w:val="es-CO"/>
         </w:rPr>
-        <w:lastRenderedPageBreak/>
         <w:br/>
       </w:r>
       <w:hyperlink r:id="rId15">
@@ -2263,19 +2262,7 @@
             <w:szCs w:val="24"/>
             <w:lang w:val="es-ES"/>
           </w:rPr>
-          <w:t>http</w:t>
-        </w:r>
-        <w:bookmarkStart w:id="0" w:name="_GoBack"/>
-        <w:bookmarkEnd w:id="0"/>
-        <w:r>
-          <w:rPr>
-            <w:rStyle w:val="Hipervnculo"/>
-            <w:rFonts w:ascii="Aptos" w:eastAsia="Aptos" w:hAnsi="Aptos" w:cs="Aptos"/>
-            <w:sz w:val="24"/>
-            <w:szCs w:val="24"/>
-            <w:lang w:val="es-ES"/>
-          </w:rPr>
-          <w:t>s://assetstore.unity.com/packages/2d/characters/bolt-2d-jellyfarm-assets-pack-188722</w:t>
+          <w:t>https://assetstore.unity.com/packages/2d/characters/bolt-2d-jellyfarm-assets-pack-188722</w:t>
         </w:r>
       </w:hyperlink>
       <w:r>
@@ -2897,7 +2884,7 @@
     </w:p>
     <w:p>
       <w:pPr>
-        <w:spacing w:after="0" w:line="240" w:lineRule="auto"/>
+        <w:spacing w:before="240" w:after="240" w:line="240" w:lineRule="auto"/>
         <w:rPr>
           <w:rFonts w:ascii="Cambria" w:eastAsia="Cambria" w:hAnsi="Cambria" w:cs="Cambria"/>
           <w:sz w:val="28"/>
@@ -2912,7 +2899,7 @@
           <w:szCs w:val="28"/>
           <w:lang w:val="es-CO"/>
         </w:rPr>
-        <w:t>Unity Versión:</w:t>
+        <w:t>Unity Versión: 2022.3.62f3</w:t>
       </w:r>
     </w:p>
     <w:p>
@@ -3553,6 +3540,7 @@
           <w:sz w:val="19"/>
           <w:szCs w:val="19"/>
         </w:rPr>
+        <w:lastRenderedPageBreak/>
         <w:t xml:space="preserve">    </w:t>
       </w:r>
       <w:r>
@@ -3752,7 +3740,6 @@
           <w:sz w:val="19"/>
           <w:szCs w:val="19"/>
         </w:rPr>
-        <w:lastRenderedPageBreak/>
         <w:t xml:space="preserve">    {</w:t>
       </w:r>
     </w:p>
@@ -5277,18 +5264,6 @@
         </w:rPr>
         <w:t>}</w:t>
       </w:r>
-    </w:p>
-    <w:p>
-      <w:pPr>
-        <w:spacing w:after="0" w:line="240" w:lineRule="auto"/>
-        <w:rPr>
-          <w:rFonts w:ascii="Cambria" w:eastAsia="Cambria" w:hAnsi="Cambria" w:cs="Cambria"/>
-          <w:b/>
-          <w:bCs/>
-          <w:sz w:val="32"/>
-          <w:szCs w:val="32"/>
-        </w:rPr>
-      </w:pPr>
     </w:p>
     <w:p>
       <w:pPr>
@@ -5608,7 +5583,7 @@
     </w:p>
     <w:p>
       <w:pPr>
-        <w:spacing w:after="0" w:line="240" w:lineRule="auto"/>
+        <w:spacing w:before="240" w:after="240" w:line="240" w:lineRule="auto"/>
         <w:rPr>
           <w:rFonts w:ascii="Cambria" w:eastAsia="Cambria" w:hAnsi="Cambria" w:cs="Cambria"/>
           <w:sz w:val="28"/>
@@ -5623,7 +5598,7 @@
           <w:szCs w:val="28"/>
           <w:lang w:val="es-CO"/>
         </w:rPr>
-        <w:t>Unity Versión:</w:t>
+        <w:t>Unity Versión: 2022.3.62f3</w:t>
       </w:r>
     </w:p>
     <w:p>
@@ -5668,18 +5643,70 @@
         </w:rPr>
         <w:br/>
       </w:r>
-      <w:hyperlink r:id="rId24" w:history="1">
-        <w:r>
-          <w:rPr>
-            <w:rStyle w:val="Hipervnculo"/>
-            <w:rFonts w:eastAsiaTheme="minorEastAsia"/>
-            <w:sz w:val="24"/>
-            <w:szCs w:val="24"/>
-            <w:lang w:val="es-CO"/>
-          </w:rPr>
-          <w:t>https://drive.google.com/file/d/1ooq-MvLc_v4nGNgouRqzSnswqVCYfuIB/view?usp=drive_link</w:t>
-        </w:r>
-      </w:hyperlink>
+      <w:r>
+        <w:rPr>
+          <w:rFonts w:eastAsiaTheme="minorEastAsia"/>
+          <w:color w:val="0563C1"/>
+          <w:sz w:val="24"/>
+          <w:szCs w:val="24"/>
+          <w:u w:val="single"/>
+          <w:lang w:val="es-CO"/>
+        </w:rPr>
+        <w:fldChar w:fldCharType="begin"/>
+      </w:r>
+      <w:r>
+        <w:rPr>
+          <w:rFonts w:eastAsiaTheme="minorEastAsia"/>
+          <w:color w:val="0563C1"/>
+          <w:sz w:val="24"/>
+          <w:szCs w:val="24"/>
+          <w:u w:val="single"/>
+          <w:lang w:val="es-CO"/>
+        </w:rPr>
+        <w:instrText xml:space="preserve"> HYPERLINK "https://drive.google.com/file/d/1ooq-MvLc_v4nGNgouRqzSnswqVCYfuIB/view?usp=drive_link" </w:instrText>
+      </w:r>
+      <w:r>
+        <w:rPr>
+          <w:rFonts w:eastAsiaTheme="minorEastAsia"/>
+          <w:color w:val="0563C1"/>
+          <w:sz w:val="24"/>
+          <w:szCs w:val="24"/>
+          <w:u w:val="single"/>
+          <w:lang w:val="es-CO"/>
+        </w:rPr>
+      </w:r>
+      <w:r>
+        <w:rPr>
+          <w:rFonts w:eastAsiaTheme="minorEastAsia"/>
+          <w:color w:val="0563C1"/>
+          <w:sz w:val="24"/>
+          <w:szCs w:val="24"/>
+          <w:u w:val="single"/>
+          <w:lang w:val="es-CO"/>
+        </w:rPr>
+        <w:fldChar w:fldCharType="separate"/>
+      </w:r>
+      <w:r>
+        <w:rPr>
+          <w:rStyle w:val="Hipervnculo"/>
+          <w:rFonts w:eastAsiaTheme="minorEastAsia"/>
+          <w:sz w:val="24"/>
+          <w:szCs w:val="24"/>
+          <w:lang w:val="es-CO"/>
+        </w:rPr>
+        <w:t>https://drive.google.com/file/d/1ooq-MvLc_v4nGNgouRqzSnswqVCYfuIB/view?usp=drive_link</w:t>
+      </w:r>
+      <w:r>
+        <w:rPr>
+          <w:rFonts w:eastAsiaTheme="minorEastAsia"/>
+          <w:color w:val="0563C1"/>
+          <w:sz w:val="24"/>
+          <w:szCs w:val="24"/>
+          <w:u w:val="single"/>
+          <w:lang w:val="es-CO"/>
+        </w:rPr>
+        <w:fldChar w:fldCharType="end"/>
+      </w:r>
     </w:p>
     <w:p>
       <w:pPr>
@@ -6408,7 +6435,6 @@
           <w:sz w:val="19"/>
           <w:szCs w:val="19"/>
         </w:rPr>
-        <w:lastRenderedPageBreak/>
         <w:t xml:space="preserve">    {</w:t>
       </w:r>
     </w:p>
@@ -8260,31 +8286,20 @@
     </w:p>
     <w:p>
       <w:pPr>
-        <w:spacing w:after="0" w:line="240" w:lineRule="auto"/>
+        <w:spacing w:before="240" w:after="240" w:line="240" w:lineRule="auto"/>
+        <w:rPr>
+          <w:lang w:val="es-CO"/>
+        </w:rPr>
+      </w:pPr>
+      <w:r>
         <w:rPr>
           <w:rFonts w:ascii="Cambria" w:eastAsia="Cambria" w:hAnsi="Cambria" w:cs="Cambria"/>
           <w:sz w:val="28"/>
           <w:szCs w:val="28"/>
           <w:lang w:val="es-CO"/>
         </w:rPr>
-      </w:pPr>
-      <w:r>
-        <w:rPr>
-          <w:rFonts w:ascii="Cambria" w:eastAsia="Cambria" w:hAnsi="Cambria" w:cs="Cambria"/>
-          <w:sz w:val="28"/>
-          <w:szCs w:val="28"/>
-          <w:lang w:val="es-CO"/>
-        </w:rPr>
-        <w:t>Unity Versión:</w:t>
-      </w:r>
-    </w:p>
-    <w:p>
-      <w:pPr>
-        <w:spacing w:after="0" w:line="240" w:lineRule="auto"/>
-        <w:rPr>
-          <w:lang w:val="es-CO"/>
-        </w:rPr>
-      </w:pPr>
+        <w:t>Unity Versión: 2022.3.62f3</w:t>
+      </w:r>
       <w:r>
         <w:rPr>
           <w:lang w:val="es-CO"/>
@@ -9432,6 +9447,7 @@
           <w:szCs w:val="19"/>
           <w:lang w:val="es-CO"/>
         </w:rPr>
+        <w:lastRenderedPageBreak/>
         <w:t xml:space="preserve">            </w:t>
       </w:r>
       <w:r>
@@ -9550,7 +9566,6 @@
           <w:szCs w:val="19"/>
           <w:lang w:val="es-CO"/>
         </w:rPr>
-        <w:lastRenderedPageBreak/>
         <w:t xml:space="preserve">        </w:t>
       </w:r>
       <w:proofErr w:type="spellStart"/>
@@ -11398,6 +11413,7 @@
           <w:szCs w:val="19"/>
           <w:lang w:val="es-CO"/>
         </w:rPr>
+        <w:lastRenderedPageBreak/>
         <w:t xml:space="preserve">    }</w:t>
       </w:r>
     </w:p>
@@ -11548,7 +11564,6 @@
           <w:szCs w:val="19"/>
           <w:lang w:val="es-CO"/>
         </w:rPr>
-        <w:lastRenderedPageBreak/>
         <w:t xml:space="preserve">        Vida -= cantidad;</w:t>
       </w:r>
     </w:p>
@@ -13251,7 +13266,6 @@
           <w:szCs w:val="19"/>
           <w:lang w:val="es-CO"/>
         </w:rPr>
-        <w:lastRenderedPageBreak/>
         <w:t xml:space="preserve">    {</w:t>
       </w:r>
     </w:p>
@@ -15325,7 +15339,6 @@
           <w:sz w:val="19"/>
           <w:szCs w:val="19"/>
         </w:rPr>
-        <w:lastRenderedPageBreak/>
         <w:t xml:space="preserve">        </w:t>
       </w:r>
       <w:proofErr w:type="spellStart"/>
@@ -16844,6 +16857,7 @@
           <w:szCs w:val="19"/>
           <w:lang w:val="es-CO"/>
         </w:rPr>
+        <w:lastRenderedPageBreak/>
         <w:t xml:space="preserve">        </w:t>
       </w:r>
       <w:proofErr w:type="spellStart"/>
@@ -17144,7 +17158,6 @@
           <w:szCs w:val="19"/>
           <w:lang w:val="es-CO"/>
         </w:rPr>
-        <w:lastRenderedPageBreak/>
         <w:t xml:space="preserve">    </w:t>
       </w:r>
       <w:r>
@@ -18923,6 +18936,7 @@
           <w:szCs w:val="19"/>
           <w:lang w:val="es-CO"/>
         </w:rPr>
+        <w:lastRenderedPageBreak/>
         <w:t xml:space="preserve">    </w:t>
       </w:r>
       <w:r>
@@ -19107,7 +19121,6 @@
           <w:sz w:val="19"/>
           <w:szCs w:val="19"/>
         </w:rPr>
-        <w:lastRenderedPageBreak/>
         <w:t xml:space="preserve">        </w:t>
       </w:r>
       <w:r>
@@ -20929,6 +20942,7 @@
           <w:szCs w:val="19"/>
           <w:lang w:val="es-CO"/>
         </w:rPr>
+        <w:lastRenderedPageBreak/>
         <w:t xml:space="preserve">        {</w:t>
       </w:r>
     </w:p>
@@ -23048,7 +23062,7 @@
     </w:p>
     <w:p>
       <w:pPr>
-        <w:spacing w:after="0" w:line="240" w:lineRule="auto"/>
+        <w:spacing w:before="240" w:after="240"/>
         <w:rPr>
           <w:rFonts w:ascii="Cambria" w:eastAsia="Cambria" w:hAnsi="Cambria" w:cs="Cambria"/>
           <w:sz w:val="28"/>
@@ -23065,6 +23079,119 @@
         </w:rPr>
         <w:t>Unity Versión:</w:t>
       </w:r>
+      <w:r>
+        <w:rPr>
+          <w:rFonts w:ascii="Cambria" w:eastAsia="Cambria" w:hAnsi="Cambria" w:cs="Cambria"/>
+          <w:sz w:val="28"/>
+          <w:szCs w:val="28"/>
+          <w:lang w:val="es-CO"/>
+        </w:rPr>
+        <w:t xml:space="preserve"> 2022.3.62f3</w:t>
+      </w:r>
+    </w:p>
+    <w:p>
+      <w:pPr>
+        <w:spacing w:after="0" w:line="240" w:lineRule="auto"/>
+        <w:rPr>
+          <w:rFonts w:eastAsiaTheme="minorEastAsia"/>
+          <w:color w:val="0563C1"/>
+          <w:sz w:val="24"/>
+          <w:szCs w:val="24"/>
+          <w:u w:val="single"/>
+          <w:lang w:val="es-CO"/>
+        </w:rPr>
+      </w:pPr>
+      <w:r>
+        <w:rPr>
+          <w:rFonts w:ascii="Cambria" w:eastAsia="Cambria" w:hAnsi="Cambria" w:cs="Cambria"/>
+          <w:b/>
+          <w:bCs/>
+          <w:sz w:val="24"/>
+          <w:szCs w:val="24"/>
+          <w:u w:val="single"/>
+          <w:lang w:val="es-CO"/>
+        </w:rPr>
+        <w:t>VIDEO PRUEBA DEL FUNCIONAMIENTO:</w:t>
+      </w:r>
+    </w:p>
+    <w:p>
+      <w:pPr>
+        <w:spacing w:after="0" w:line="240" w:lineRule="auto"/>
+        <w:rPr>
+          <w:rFonts w:eastAsiaTheme="minorEastAsia"/>
+          <w:color w:val="0563C1"/>
+          <w:sz w:val="24"/>
+          <w:szCs w:val="24"/>
+          <w:u w:val="single"/>
+          <w:lang w:val="es-CO"/>
+        </w:rPr>
+      </w:pPr>
+      <w:r>
+        <w:rPr>
+          <w:rFonts w:eastAsiaTheme="minorEastAsia"/>
+          <w:color w:val="0563C1"/>
+          <w:sz w:val="24"/>
+          <w:szCs w:val="24"/>
+          <w:u w:val="single"/>
+          <w:lang w:val="es-CO"/>
+        </w:rPr>
+        <w:fldChar w:fldCharType="begin"/>
+      </w:r>
+      <w:r>
+        <w:rPr>
+          <w:rFonts w:eastAsiaTheme="minorEastAsia"/>
+          <w:color w:val="0563C1"/>
+          <w:sz w:val="24"/>
+          <w:szCs w:val="24"/>
+          <w:u w:val="single"/>
+          <w:lang w:val="es-CO"/>
+        </w:rPr>
+        <w:instrText xml:space="preserve"> HYPERLINK "https://drive.google.com/file/d/1S9f_i9TZyj8Kd7vftLdvE20VOA3FeuvZ/view?usp=drive_link" </w:instrText>
+      </w:r>
+      <w:r>
+        <w:rPr>
+          <w:rFonts w:eastAsiaTheme="minorEastAsia"/>
+          <w:color w:val="0563C1"/>
+          <w:sz w:val="24"/>
+          <w:szCs w:val="24"/>
+          <w:u w:val="single"/>
+          <w:lang w:val="es-CO"/>
+        </w:rPr>
+      </w:r>
+      <w:r>
+        <w:rPr>
+          <w:rFonts w:eastAsiaTheme="minorEastAsia"/>
+          <w:color w:val="0563C1"/>
+          <w:sz w:val="24"/>
+          <w:szCs w:val="24"/>
+          <w:u w:val="single"/>
+          <w:lang w:val="es-CO"/>
+        </w:rPr>
+        <w:fldChar w:fldCharType="separate"/>
+      </w:r>
+      <w:r>
+        <w:rPr>
+          <w:rStyle w:val="Hipervnculo"/>
+          <w:rFonts w:eastAsiaTheme="minorEastAsia"/>
+          <w:sz w:val="24"/>
+          <w:szCs w:val="24"/>
+          <w:lang w:val="es-CO"/>
+        </w:rPr>
+        <w:t>https://drive.google.com/file/d/1S9f_i9TZyj8Kd7vftLdvE20VOA3FeuvZ/view?usp=drive_link</w:t>
+      </w:r>
+      <w:r>
+        <w:rPr>
+          <w:rFonts w:eastAsiaTheme="minorEastAsia"/>
+          <w:color w:val="0563C1"/>
+          <w:sz w:val="24"/>
+          <w:szCs w:val="24"/>
+          <w:u w:val="single"/>
+          <w:lang w:val="es-CO"/>
+        </w:rPr>
+        <w:fldChar w:fldCharType="end"/>
+      </w:r>
+      <w:bookmarkStart w:id="0" w:name="_GoBack"/>
+      <w:bookmarkEnd w:id="0"/>
     </w:p>
     <w:p>
       <w:pPr>
@@ -24006,6 +24133,7 @@
           <w:szCs w:val="24"/>
           <w:lang w:val="es-CO"/>
         </w:rPr>
+        <w:lastRenderedPageBreak/>
         <w:t xml:space="preserve">No se usan las clases “Start” ni “Update”, debido a que no son pertinentes para la realización del script, se crea la función de “PlayPotion” que </w:t>
       </w:r>
       <w:r>
@@ -24065,7 +24193,6 @@
           <w:szCs w:val="28"/>
           <w:lang w:val="es-CO"/>
         </w:rPr>
-        <w:lastRenderedPageBreak/>
         <w:t xml:space="preserve">El Script de Reaparecer es el siguiente: </w:t>
       </w:r>
       <w:r>
@@ -25997,6 +26124,7 @@
           <w:sz w:val="19"/>
           <w:szCs w:val="19"/>
           <w:highlight w:val="white"/>
+          <w:lang w:val="es-CO"/>
         </w:rPr>
       </w:pPr>
       <w:r>
@@ -26009,7 +26137,6 @@
         </w:rPr>
         <w:t xml:space="preserve">                </w:t>
       </w:r>
-      <w:proofErr w:type="spellStart"/>
       <w:r>
         <w:rPr>
           <w:rFonts w:ascii="Cascadia Mono" w:hAnsi="Cascadia Mono" w:cs="Cascadia Mono"/>
@@ -26017,10 +26144,11 @@
           <w:sz w:val="19"/>
           <w:szCs w:val="19"/>
           <w:highlight w:val="white"/>
-        </w:rPr>
-        <w:t>Temporizador</w:t>
-      </w:r>
-      <w:proofErr w:type="spellEnd"/>
+          <w:lang w:val="es-CO"/>
+        </w:rPr>
+        <w:t xml:space="preserve">Temporizador = </w:t>
+      </w:r>
+      <w:proofErr w:type="spellStart"/>
       <w:r>
         <w:rPr>
           <w:rFonts w:ascii="Cascadia Mono" w:hAnsi="Cascadia Mono" w:cs="Cascadia Mono"/>
@@ -26028,10 +26156,11 @@
           <w:sz w:val="19"/>
           <w:szCs w:val="19"/>
           <w:highlight w:val="white"/>
-        </w:rPr>
-        <w:t xml:space="preserve"> = </w:t>
-      </w:r>
-      <w:proofErr w:type="spellStart"/>
+          <w:lang w:val="es-CO"/>
+        </w:rPr>
+        <w:t>TiempoReap</w:t>
+      </w:r>
+      <w:proofErr w:type="spellEnd"/>
       <w:r>
         <w:rPr>
           <w:rFonts w:ascii="Cascadia Mono" w:hAnsi="Cascadia Mono" w:cs="Cascadia Mono"/>
@@ -26039,17 +26168,7 @@
           <w:sz w:val="19"/>
           <w:szCs w:val="19"/>
           <w:highlight w:val="white"/>
-        </w:rPr>
-        <w:t>TiempoReap</w:t>
-      </w:r>
-      <w:proofErr w:type="spellEnd"/>
-      <w:r>
-        <w:rPr>
-          <w:rFonts w:ascii="Cascadia Mono" w:hAnsi="Cascadia Mono" w:cs="Cascadia Mono"/>
-          <w:color w:val="000000"/>
-          <w:sz w:val="19"/>
-          <w:szCs w:val="19"/>
-          <w:highlight w:val="white"/>
+          <w:lang w:val="es-CO"/>
         </w:rPr>
         <w:t>;</w:t>
       </w:r>
@@ -26066,6 +26185,7 @@
           <w:sz w:val="19"/>
           <w:szCs w:val="19"/>
           <w:highlight w:val="white"/>
+          <w:lang w:val="es-CO"/>
         </w:rPr>
       </w:pPr>
     </w:p>
@@ -26081,6 +26201,7 @@
           <w:sz w:val="19"/>
           <w:szCs w:val="19"/>
           <w:highlight w:val="white"/>
+          <w:lang w:val="es-CO"/>
         </w:rPr>
       </w:pPr>
       <w:r>
@@ -26090,6 +26211,7 @@
           <w:sz w:val="19"/>
           <w:szCs w:val="19"/>
           <w:highlight w:val="white"/>
+          <w:lang w:val="es-CO"/>
         </w:rPr>
         <w:t xml:space="preserve">            }</w:t>
       </w:r>
@@ -26106,6 +26228,7 @@
           <w:sz w:val="19"/>
           <w:szCs w:val="19"/>
           <w:highlight w:val="white"/>
+          <w:lang w:val="es-CO"/>
         </w:rPr>
       </w:pPr>
       <w:r>
@@ -26115,6 +26238,7 @@
           <w:sz w:val="19"/>
           <w:szCs w:val="19"/>
           <w:highlight w:val="white"/>
+          <w:lang w:val="es-CO"/>
         </w:rPr>
         <w:t xml:space="preserve">        }</w:t>
       </w:r>
@@ -26131,6 +26255,7 @@
           <w:sz w:val="19"/>
           <w:szCs w:val="19"/>
           <w:highlight w:val="white"/>
+          <w:lang w:val="es-CO"/>
         </w:rPr>
       </w:pPr>
     </w:p>
@@ -26146,6 +26271,7 @@
           <w:sz w:val="19"/>
           <w:szCs w:val="19"/>
           <w:highlight w:val="white"/>
+          <w:lang w:val="es-CO"/>
         </w:rPr>
       </w:pPr>
       <w:r>
@@ -26155,6 +26281,7 @@
           <w:sz w:val="19"/>
           <w:szCs w:val="19"/>
           <w:highlight w:val="white"/>
+          <w:lang w:val="es-CO"/>
         </w:rPr>
         <w:t xml:space="preserve">    }</w:t>
       </w:r>
@@ -26171,6 +26298,7 @@
           <w:sz w:val="19"/>
           <w:szCs w:val="19"/>
           <w:highlight w:val="white"/>
+          <w:lang w:val="es-CO"/>
         </w:rPr>
       </w:pPr>
       <w:r>
@@ -26180,6 +26308,7 @@
           <w:sz w:val="19"/>
           <w:szCs w:val="19"/>
           <w:highlight w:val="white"/>
+          <w:lang w:val="es-CO"/>
         </w:rPr>
         <w:t>}</w:t>
       </w:r>
@@ -26212,6 +26341,7 @@
           <w:szCs w:val="24"/>
           <w:lang w:val="es-CO"/>
         </w:rPr>
+        <w:lastRenderedPageBreak/>
         <w:t>Se crean las variables prefabItem de tipo GameObject, TiempoReap de tipo float y Temporizador de tipo float, prefabItem sirve para asignarle el objeto instanciado para replicar, la variable TiempoReap sirve para el tiempo de reaparición de los objetos</w:t>
       </w:r>
       <w:r>
@@ -26243,7 +26373,6 @@
           <w:szCs w:val="24"/>
           <w:lang w:val="es-CO"/>
         </w:rPr>
-        <w:lastRenderedPageBreak/>
         <w:t xml:space="preserve">Dentro de la función Start se instancia el objeto al que está ligado y se comienza el temporizador. </w:t>
       </w:r>
       <w:r>
@@ -26298,28 +26427,6 @@
         </w:rPr>
         <w:t>.</w:t>
       </w:r>
-    </w:p>
-    <w:p>
-      <w:pPr>
-        <w:rPr>
-          <w:rFonts w:eastAsiaTheme="minorEastAsia"/>
-          <w:color w:val="000000" w:themeColor="text1"/>
-          <w:sz w:val="24"/>
-          <w:szCs w:val="24"/>
-          <w:lang w:val="es-CO"/>
-        </w:rPr>
-      </w:pPr>
-    </w:p>
-    <w:p>
-      <w:pPr>
-        <w:rPr>
-          <w:rFonts w:eastAsiaTheme="minorEastAsia"/>
-          <w:color w:val="000000" w:themeColor="text1"/>
-          <w:sz w:val="24"/>
-          <w:szCs w:val="24"/>
-          <w:lang w:val="es-CO"/>
-        </w:rPr>
-      </w:pPr>
     </w:p>
     <w:p>
       <w:pPr>
@@ -26359,6 +26466,402 @@
         </w:rPr>
         <w:t>Observaciones</w:t>
       </w:r>
+    </w:p>
+    <w:p>
+      <w:pPr>
+        <w:jc w:val="center"/>
+        <w:rPr>
+          <w:rFonts w:ascii="Cambria" w:eastAsia="Cambria" w:hAnsi="Cambria" w:cs="Cambria"/>
+          <w:b/>
+          <w:bCs/>
+          <w:color w:val="000000" w:themeColor="text1"/>
+          <w:sz w:val="40"/>
+          <w:szCs w:val="40"/>
+          <w:u w:val="single"/>
+          <w:lang w:val="es-CO"/>
+        </w:rPr>
+      </w:pPr>
+    </w:p>
+    <w:p>
+      <w:pPr>
+        <w:spacing w:before="240" w:after="240"/>
+        <w:rPr>
+          <w:lang w:val="es-CO"/>
+        </w:rPr>
+      </w:pPr>
+      <w:r>
+        <w:rPr>
+          <w:rFonts w:ascii="Cambria" w:eastAsia="Cambria" w:hAnsi="Cambria" w:cs="Cambria"/>
+          <w:b/>
+          <w:bCs/>
+          <w:sz w:val="24"/>
+          <w:szCs w:val="24"/>
+          <w:lang w:val="es-CO"/>
+        </w:rPr>
+        <w:t>Observación 1: Incremento progresivo no controlado de la velocidad del personaje</w:t>
+      </w:r>
+      <w:r>
+        <w:rPr>
+          <w:lang w:val="es-CO"/>
+        </w:rPr>
+        <w:br/>
+      </w:r>
+      <w:r>
+        <w:rPr>
+          <w:rFonts w:ascii="Cambria" w:eastAsia="Cambria" w:hAnsi="Cambria" w:cs="Cambria"/>
+          <w:sz w:val="24"/>
+          <w:szCs w:val="24"/>
+          <w:lang w:val="es-CO"/>
+        </w:rPr>
+        <w:t xml:space="preserve"> Durante el desarrollo del videojuego </w:t>
+      </w:r>
+      <w:proofErr w:type="spellStart"/>
+      <w:r>
+        <w:rPr>
+          <w:rFonts w:ascii="Cambria" w:eastAsia="Cambria" w:hAnsi="Cambria" w:cs="Cambria"/>
+          <w:i/>
+          <w:iCs/>
+          <w:sz w:val="24"/>
+          <w:szCs w:val="24"/>
+          <w:lang w:val="es-CO"/>
+        </w:rPr>
+        <w:t>SweetHeart's</w:t>
+      </w:r>
+      <w:proofErr w:type="spellEnd"/>
+      <w:r>
+        <w:rPr>
+          <w:rFonts w:ascii="Cambria" w:eastAsia="Cambria" w:hAnsi="Cambria" w:cs="Cambria"/>
+          <w:i/>
+          <w:iCs/>
+          <w:sz w:val="24"/>
+          <w:szCs w:val="24"/>
+          <w:lang w:val="es-CO"/>
+        </w:rPr>
+        <w:t xml:space="preserve"> </w:t>
+      </w:r>
+      <w:proofErr w:type="spellStart"/>
+      <w:r>
+        <w:rPr>
+          <w:rFonts w:ascii="Cambria" w:eastAsia="Cambria" w:hAnsi="Cambria" w:cs="Cambria"/>
+          <w:i/>
+          <w:iCs/>
+          <w:sz w:val="24"/>
+          <w:szCs w:val="24"/>
+          <w:lang w:val="es-CO"/>
+        </w:rPr>
+        <w:t>Lab</w:t>
+      </w:r>
+      <w:proofErr w:type="spellEnd"/>
+      <w:r>
+        <w:rPr>
+          <w:rFonts w:ascii="Cambria" w:eastAsia="Cambria" w:hAnsi="Cambria" w:cs="Cambria"/>
+          <w:sz w:val="24"/>
+          <w:szCs w:val="24"/>
+          <w:lang w:val="es-CO"/>
+        </w:rPr>
+        <w:t xml:space="preserve">, se identificó un comportamiento anómalo en el sistema de movimiento del personaje principal, el cual consistía en un aumento constante e indefinido de su velocidad. Este problema se originaba debido a la aplicación continua de fuerzas o incrementos de velocidad dentro del método </w:t>
+      </w:r>
+      <w:proofErr w:type="spellStart"/>
+      <w:proofErr w:type="gramStart"/>
+      <w:r>
+        <w:rPr>
+          <w:rFonts w:ascii="Consolas" w:eastAsia="Consolas" w:hAnsi="Consolas" w:cs="Consolas"/>
+          <w:sz w:val="24"/>
+          <w:szCs w:val="24"/>
+          <w:lang w:val="es-CO"/>
+        </w:rPr>
+        <w:t>Update</w:t>
+      </w:r>
+      <w:proofErr w:type="spellEnd"/>
+      <w:r>
+        <w:rPr>
+          <w:rFonts w:ascii="Consolas" w:eastAsia="Consolas" w:hAnsi="Consolas" w:cs="Consolas"/>
+          <w:sz w:val="24"/>
+          <w:szCs w:val="24"/>
+          <w:lang w:val="es-CO"/>
+        </w:rPr>
+        <w:t>(</w:t>
+      </w:r>
+      <w:proofErr w:type="gramEnd"/>
+      <w:r>
+        <w:rPr>
+          <w:rFonts w:ascii="Consolas" w:eastAsia="Consolas" w:hAnsi="Consolas" w:cs="Consolas"/>
+          <w:sz w:val="24"/>
+          <w:szCs w:val="24"/>
+          <w:lang w:val="es-CO"/>
+        </w:rPr>
+        <w:t>)</w:t>
+      </w:r>
+      <w:r>
+        <w:rPr>
+          <w:rFonts w:ascii="Cambria" w:eastAsia="Cambria" w:hAnsi="Cambria" w:cs="Cambria"/>
+          <w:sz w:val="24"/>
+          <w:szCs w:val="24"/>
+          <w:lang w:val="es-CO"/>
+        </w:rPr>
+        <w:t xml:space="preserve"> sin una adecuada normalización o límite máximo establecido, lo que provocaba una aceleración acumulativa no deseada.</w:t>
+      </w:r>
+    </w:p>
+    <w:p>
+      <w:pPr>
+        <w:spacing w:before="240" w:after="240"/>
+        <w:rPr>
+          <w:lang w:val="es-CO"/>
+        </w:rPr>
+      </w:pPr>
+      <w:r>
+        <w:rPr>
+          <w:rFonts w:ascii="Cambria" w:eastAsia="Cambria" w:hAnsi="Cambria" w:cs="Cambria"/>
+          <w:b/>
+          <w:bCs/>
+          <w:sz w:val="24"/>
+          <w:szCs w:val="24"/>
+          <w:lang w:val="es-CO"/>
+        </w:rPr>
+        <w:t>Solución:</w:t>
+      </w:r>
+      <w:r>
+        <w:rPr>
+          <w:lang w:val="es-CO"/>
+        </w:rPr>
+        <w:br/>
+      </w:r>
+      <w:r>
+        <w:rPr>
+          <w:rFonts w:ascii="Cambria" w:eastAsia="Cambria" w:hAnsi="Cambria" w:cs="Cambria"/>
+          <w:sz w:val="24"/>
+          <w:szCs w:val="24"/>
+          <w:lang w:val="es-CO"/>
+        </w:rPr>
+        <w:t xml:space="preserve"> Se corrigió la lógica de movimiento implementando un control adecuado de la velocidad, estableciendo límites máximos (</w:t>
+      </w:r>
+      <w:proofErr w:type="spellStart"/>
+      <w:r>
+        <w:rPr>
+          <w:rFonts w:ascii="Cambria" w:eastAsia="Cambria" w:hAnsi="Cambria" w:cs="Cambria"/>
+          <w:sz w:val="24"/>
+          <w:szCs w:val="24"/>
+          <w:lang w:val="es-CO"/>
+        </w:rPr>
+        <w:t>clamping</w:t>
+      </w:r>
+      <w:proofErr w:type="spellEnd"/>
+      <w:r>
+        <w:rPr>
+          <w:rFonts w:ascii="Cambria" w:eastAsia="Cambria" w:hAnsi="Cambria" w:cs="Cambria"/>
+          <w:sz w:val="24"/>
+          <w:szCs w:val="24"/>
+          <w:lang w:val="es-CO"/>
+        </w:rPr>
+        <w:t xml:space="preserve">) y trasladando la manipulación de la física al método </w:t>
+      </w:r>
+      <w:proofErr w:type="spellStart"/>
+      <w:proofErr w:type="gramStart"/>
+      <w:r>
+        <w:rPr>
+          <w:rFonts w:ascii="Consolas" w:eastAsia="Consolas" w:hAnsi="Consolas" w:cs="Consolas"/>
+          <w:sz w:val="24"/>
+          <w:szCs w:val="24"/>
+          <w:lang w:val="es-CO"/>
+        </w:rPr>
+        <w:t>FixedUpdate</w:t>
+      </w:r>
+      <w:proofErr w:type="spellEnd"/>
+      <w:r>
+        <w:rPr>
+          <w:rFonts w:ascii="Consolas" w:eastAsia="Consolas" w:hAnsi="Consolas" w:cs="Consolas"/>
+          <w:sz w:val="24"/>
+          <w:szCs w:val="24"/>
+          <w:lang w:val="es-CO"/>
+        </w:rPr>
+        <w:t>(</w:t>
+      </w:r>
+      <w:proofErr w:type="gramEnd"/>
+      <w:r>
+        <w:rPr>
+          <w:rFonts w:ascii="Consolas" w:eastAsia="Consolas" w:hAnsi="Consolas" w:cs="Consolas"/>
+          <w:sz w:val="24"/>
+          <w:szCs w:val="24"/>
+          <w:lang w:val="es-CO"/>
+        </w:rPr>
+        <w:t>)</w:t>
+      </w:r>
+      <w:r>
+        <w:rPr>
+          <w:rFonts w:ascii="Cambria" w:eastAsia="Cambria" w:hAnsi="Cambria" w:cs="Cambria"/>
+          <w:sz w:val="24"/>
+          <w:szCs w:val="24"/>
+          <w:lang w:val="es-CO"/>
+        </w:rPr>
+        <w:t>, que es el recomendado para este tipo de operaciones en Unity. Además, se ajustó el uso de vectores de movimiento para evitar acumulaciones indebidas, garantizando un desplazamiento constante y controlado del personaje.</w:t>
+      </w:r>
+    </w:p>
+    <w:p>
+      <w:pPr>
+        <w:spacing w:before="240" w:after="240"/>
+        <w:rPr>
+          <w:rFonts w:ascii="Cambria" w:eastAsia="Cambria" w:hAnsi="Cambria" w:cs="Cambria"/>
+          <w:sz w:val="24"/>
+          <w:szCs w:val="24"/>
+          <w:lang w:val="es-CO"/>
+        </w:rPr>
+      </w:pPr>
+    </w:p>
+    <w:p>
+      <w:pPr>
+        <w:spacing w:before="240" w:after="240"/>
+        <w:rPr>
+          <w:lang w:val="es-CO"/>
+        </w:rPr>
+      </w:pPr>
+      <w:r>
+        <w:rPr>
+          <w:rFonts w:ascii="Cambria" w:eastAsia="Cambria" w:hAnsi="Cambria" w:cs="Cambria"/>
+          <w:b/>
+          <w:bCs/>
+          <w:sz w:val="24"/>
+          <w:szCs w:val="24"/>
+          <w:lang w:val="es-CO"/>
+        </w:rPr>
+        <w:t>Observación 2: Comportamiento errático de objetos físicos debido a una configuración incorrecta de colisiones</w:t>
+      </w:r>
+      <w:r>
+        <w:rPr>
+          <w:lang w:val="es-CO"/>
+        </w:rPr>
+        <w:br/>
+      </w:r>
+      <w:r>
+        <w:rPr>
+          <w:rFonts w:ascii="Cambria" w:eastAsia="Cambria" w:hAnsi="Cambria" w:cs="Cambria"/>
+          <w:sz w:val="24"/>
+          <w:szCs w:val="24"/>
+          <w:lang w:val="es-CO"/>
+        </w:rPr>
+        <w:t xml:space="preserve"> Se evidenció que diversos objetos dentro de la escena eran expulsados de manera repentina fuera de los límites del entorno de juego. Tras el análisis, se determinó que el fondo de la escena contenía un objeto rectangular sin componentes de colisión configurados, lo que interfería con el sistema físico. Asimismo, los muros invisibles </w:t>
+      </w:r>
+      <w:r>
+        <w:rPr>
+          <w:rFonts w:ascii="Cambria" w:eastAsia="Cambria" w:hAnsi="Cambria" w:cs="Cambria"/>
+          <w:sz w:val="24"/>
+          <w:szCs w:val="24"/>
+          <w:lang w:val="es-CO"/>
+        </w:rPr>
+        <w:lastRenderedPageBreak/>
+        <w:t xml:space="preserve">diseñados para delimitar el área de juego no cumplían su función correctamente. Adicionalmente, el personaje controlado por el jugador no tenía configurado su </w:t>
+      </w:r>
+      <w:proofErr w:type="spellStart"/>
+      <w:r>
+        <w:rPr>
+          <w:rFonts w:ascii="Consolas" w:eastAsia="Consolas" w:hAnsi="Consolas" w:cs="Consolas"/>
+          <w:sz w:val="24"/>
+          <w:szCs w:val="24"/>
+          <w:lang w:val="es-CO"/>
+        </w:rPr>
+        <w:t>Collider</w:t>
+      </w:r>
+      <w:proofErr w:type="spellEnd"/>
+      <w:r>
+        <w:rPr>
+          <w:rFonts w:ascii="Cambria" w:eastAsia="Cambria" w:hAnsi="Cambria" w:cs="Cambria"/>
+          <w:sz w:val="24"/>
+          <w:szCs w:val="24"/>
+          <w:lang w:val="es-CO"/>
+        </w:rPr>
+        <w:t xml:space="preserve"> como cinemático, generando interacciones físicas inestables.</w:t>
+      </w:r>
+    </w:p>
+    <w:p>
+      <w:pPr>
+        <w:spacing w:before="240" w:after="240"/>
+        <w:rPr>
+          <w:lang w:val="es-CO"/>
+        </w:rPr>
+      </w:pPr>
+      <w:r>
+        <w:rPr>
+          <w:rFonts w:ascii="Cambria" w:eastAsia="Cambria" w:hAnsi="Cambria" w:cs="Cambria"/>
+          <w:b/>
+          <w:bCs/>
+          <w:sz w:val="24"/>
+          <w:szCs w:val="24"/>
+          <w:lang w:val="es-CO"/>
+        </w:rPr>
+        <w:t>Solución:</w:t>
+      </w:r>
+      <w:r>
+        <w:rPr>
+          <w:lang w:val="es-CO"/>
+        </w:rPr>
+        <w:br/>
+      </w:r>
+      <w:r>
+        <w:rPr>
+          <w:rFonts w:ascii="Cambria" w:eastAsia="Cambria" w:hAnsi="Cambria" w:cs="Cambria"/>
+          <w:sz w:val="24"/>
+          <w:szCs w:val="24"/>
+          <w:lang w:val="es-CO"/>
+        </w:rPr>
+        <w:t xml:space="preserve"> Se añadieron y configuraron correctamente los componentes </w:t>
+      </w:r>
+      <w:r>
+        <w:rPr>
+          <w:rFonts w:ascii="Consolas" w:eastAsia="Consolas" w:hAnsi="Consolas" w:cs="Consolas"/>
+          <w:sz w:val="24"/>
+          <w:szCs w:val="24"/>
+          <w:lang w:val="es-CO"/>
+        </w:rPr>
+        <w:t>Collider2D</w:t>
+      </w:r>
+      <w:r>
+        <w:rPr>
+          <w:rFonts w:ascii="Cambria" w:eastAsia="Cambria" w:hAnsi="Cambria" w:cs="Cambria"/>
+          <w:sz w:val="24"/>
+          <w:szCs w:val="24"/>
+          <w:lang w:val="es-CO"/>
+        </w:rPr>
+        <w:t xml:space="preserve"> en los elementos del fondo y en los límites de la escena, asegurando que las colisiones funcionaran de forma adecuada. También se ajustaron las propiedades de los muros invisibles para que actuaran como barreras efectivas. En el caso del personaje, se configuró su </w:t>
+      </w:r>
+      <w:r>
+        <w:rPr>
+          <w:rFonts w:ascii="Consolas" w:eastAsia="Consolas" w:hAnsi="Consolas" w:cs="Consolas"/>
+          <w:sz w:val="24"/>
+          <w:szCs w:val="24"/>
+          <w:lang w:val="es-CO"/>
+        </w:rPr>
+        <w:t>Rigidbody2D</w:t>
+      </w:r>
+      <w:r>
+        <w:rPr>
+          <w:rFonts w:ascii="Cambria" w:eastAsia="Cambria" w:hAnsi="Cambria" w:cs="Cambria"/>
+          <w:sz w:val="24"/>
+          <w:szCs w:val="24"/>
+          <w:lang w:val="es-CO"/>
+        </w:rPr>
+        <w:t xml:space="preserve"> como cinemático, permitiendo un control más preciso de sus interacciones físicas y evitando reacciones inesperadas dentro del entorno.</w:t>
+      </w:r>
+    </w:p>
+    <w:p>
+      <w:pPr>
+        <w:spacing w:before="240" w:after="240"/>
+        <w:rPr>
+          <w:rFonts w:ascii="Cambria" w:eastAsia="Cambria" w:hAnsi="Cambria" w:cs="Cambria"/>
+          <w:sz w:val="24"/>
+          <w:szCs w:val="24"/>
+          <w:lang w:val="es-CO"/>
+        </w:rPr>
+      </w:pPr>
+    </w:p>
+    <w:p>
+      <w:pPr>
+        <w:rPr>
+          <w:rFonts w:eastAsiaTheme="minorEastAsia"/>
+          <w:color w:val="000000" w:themeColor="text1"/>
+          <w:sz w:val="24"/>
+          <w:szCs w:val="24"/>
+          <w:lang w:val="es-CO"/>
+        </w:rPr>
+      </w:pPr>
     </w:p>
     <w:sectPr>
       <w:pgSz w:w="12240" w:h="15840"/>
@@ -26794,7 +27297,7 @@
     <w:uiPriority w:val="9"/>
     <w:unhideWhenUsed/>
     <w:qFormat/>
-    <w:rsid w:val="591E8E6D"/>
+    <w:rsid w:val="2F1F16AA"/>
     <w:pPr>
       <w:keepNext/>
       <w:keepLines/>
@@ -26839,7 +27342,7 @@
     <w:name w:val="Hyperlink"/>
     <w:uiPriority w:val="99"/>
     <w:unhideWhenUsed/>
-    <w:rsid w:val="591E8E6D"/>
+    <w:rsid w:val="2F1F16AA"/>
     <w:rPr>
       <w:color w:val="0563C1"/>
       <w:u w:val="single"/>
@@ -26851,7 +27354,7 @@
     <w:uiPriority w:val="99"/>
     <w:semiHidden/>
     <w:unhideWhenUsed/>
-    <w:rsid w:val="00CD1384"/>
+    <w:rsid w:val="00F31DF7"/>
     <w:rPr>
       <w:color w:val="605E5C"/>
       <w:shd w:val="clear" w:color="auto" w:fill="E1DFDD"/>
